--- a/Content/Arena/All Arenas/12-credit-report/Original Documents/一周构建智能信贷报告生成系统Demo.docx
+++ b/Content/Arena/All Arenas/12-credit-report/Original Documents/一周构建智能信贷报告生成系统Demo.docx
@@ -992,7 +992,7 @@
                 <w:rFonts w:eastAsia="等线" w:ascii="Arial" w:cs="Arial" w:hAnsi="Arial"/>
                 <w:sz w:val="22"/>
               </w:rPr>
-              <w:t>运营成本：本方案适配MiniMax-M2、GLM-4.7等基座大模型，运营成本降低近 60%。</w:t>
+              <w:t>运营成本：本方案适配MiniMax-M2.1、GLM-5等基座大模型，运营成本降低近 60%。</w:t>
             </w:r>
           </w:p>
           <w:p>
@@ -1211,7 +1211,14 @@
                 <w:rFonts w:eastAsia="等线" w:ascii="Arial" w:cs="Arial" w:hAnsi="Arial"/>
                 <w:sz w:val="22"/>
               </w:rPr>
-              <w:t>待更新</w:t>
+              <w:t>LangChain（by LangChain）  GitHub：</w:t>
+            </w:r>
+            <w:r>
+              <w:rPr>
+                <w:rFonts w:eastAsia="等线" w:ascii="Arial" w:cs="Arial" w:hAnsi="Arial"/>
+                <w:sz w:val="22"/>
+              </w:rPr>
+              <w:t>https://github.com/langchain-ai/langchain</w:t>
             </w:r>
           </w:p>
           <w:p>
@@ -1220,6 +1227,30 @@
                 <w:numId w:val="34"/>
               </w:numPr>
               <w:spacing w:before="120" w:after="120" w:line="288" w:lineRule="auto"/>
+              <w:ind w:left="453"/>
+              <w:jc w:val="left"/>
+            </w:pPr>
+            <w:r>
+              <w:rPr>
+                <w:rFonts w:eastAsia="等线" w:ascii="Arial" w:cs="Arial" w:hAnsi="Arial"/>
+                <w:sz w:val="22"/>
+              </w:rPr>
+              <w:t>GLM-5(by 智谱) GitHub：</w:t>
+            </w:r>
+            <w:r>
+              <w:rPr>
+                <w:rFonts w:eastAsia="等线" w:ascii="Arial" w:cs="Arial" w:hAnsi="Arial"/>
+                <w:sz w:val="22"/>
+              </w:rPr>
+              <w:t>https://github.com/zai-org/GLM-5</w:t>
+            </w:r>
+          </w:p>
+          <w:p>
+            <w:pPr>
+              <w:numPr>
+                <w:numId w:val="35"/>
+              </w:numPr>
+              <w:spacing w:before="120" w:after="120" w:line="288" w:lineRule="auto"/>
               <w:ind w:left="0"/>
               <w:jc w:val="left"/>
             </w:pPr>
@@ -1234,7 +1265,7 @@
           <w:p>
             <w:pPr>
               <w:numPr>
-                <w:numId w:val="35"/>
+                <w:numId w:val="36"/>
               </w:numPr>
               <w:spacing w:before="120" w:after="120" w:line="288" w:lineRule="auto"/>
               <w:ind w:left="453"/>
@@ -1251,7 +1282,7 @@
           <w:p>
             <w:pPr>
               <w:numPr>
-                <w:numId w:val="36"/>
+                <w:numId w:val="37"/>
               </w:numPr>
               <w:spacing w:before="120" w:after="120" w:line="288" w:lineRule="auto"/>
               <w:ind w:left="453"/>
@@ -1262,13 +1293,13 @@
                 <w:rFonts w:eastAsia="等线" w:ascii="Arial" w:cs="Arial" w:hAnsi="Arial"/>
                 <w:sz w:val="22"/>
               </w:rPr>
-              <w:t>最近更新：2026-02-02</w:t>
-            </w:r>
-          </w:p>
-          <w:p>
-            <w:pPr>
-              <w:numPr>
-                <w:numId w:val="37"/>
+              <w:t>最近更新：2026-03-10</w:t>
+            </w:r>
+          </w:p>
+          <w:p>
+            <w:pPr>
+              <w:numPr>
+                <w:numId w:val="38"/>
               </w:numPr>
               <w:spacing w:before="120" w:after="120" w:line="288" w:lineRule="auto"/>
               <w:ind w:left="453"/>
@@ -1279,7 +1310,7 @@
                 <w:rFonts w:eastAsia="等线" w:ascii="Arial" w:cs="Arial" w:hAnsi="Arial"/>
                 <w:sz w:val="22"/>
               </w:rPr>
-              <w:t>最近审阅：2026-02-02</w:t>
+              <w:t>最近审阅：2026-03-10</w:t>
             </w:r>
           </w:p>
         </w:tc>
@@ -1381,207 +1412,207 @@
 
 <file path=word/numbering.xml><?xml version="1.0" encoding="utf-8"?>
 <w:numbering xmlns:w="http://schemas.openxmlformats.org/wordprocessingml/2006/main">
-  <w:abstractNum w:abstractNumId="113991">
-    <w:lvl>
-      <w:numFmt w:val="bullet"/>
-      <w:suff w:val="tab"/>
-      <w:lvlText w:val="•"/>
-      <w:rPr>
-        <w:color w:val="3370ff"/>
-      </w:rPr>
-    </w:lvl>
-  </w:abstractNum>
-  <w:abstractNum w:abstractNumId="113992">
-    <w:lvl>
-      <w:numFmt w:val="bullet"/>
-      <w:suff w:val="tab"/>
-      <w:lvlText w:val="•"/>
-      <w:rPr>
-        <w:color w:val="3370ff"/>
-      </w:rPr>
-    </w:lvl>
-  </w:abstractNum>
-  <w:abstractNum w:abstractNumId="113993">
-    <w:lvl>
-      <w:numFmt w:val="bullet"/>
-      <w:suff w:val="tab"/>
-      <w:lvlText w:val="•"/>
-      <w:rPr>
-        <w:color w:val="3370ff"/>
-      </w:rPr>
-    </w:lvl>
-  </w:abstractNum>
-  <w:abstractNum w:abstractNumId="113994">
-    <w:lvl>
-      <w:numFmt w:val="bullet"/>
-      <w:suff w:val="tab"/>
-      <w:lvlText w:val="•"/>
-      <w:rPr>
-        <w:color w:val="3370ff"/>
-      </w:rPr>
-    </w:lvl>
-  </w:abstractNum>
-  <w:abstractNum w:abstractNumId="113995">
-    <w:lvl>
-      <w:numFmt w:val="bullet"/>
-      <w:suff w:val="tab"/>
-      <w:lvlText w:val="•"/>
-      <w:rPr>
-        <w:color w:val="3370ff"/>
-      </w:rPr>
-    </w:lvl>
-  </w:abstractNum>
-  <w:abstractNum w:abstractNumId="113996">
-    <w:lvl>
-      <w:numFmt w:val="bullet"/>
-      <w:suff w:val="tab"/>
-      <w:lvlText w:val="•"/>
-      <w:rPr>
-        <w:color w:val="3370ff"/>
-      </w:rPr>
-    </w:lvl>
-  </w:abstractNum>
-  <w:abstractNum w:abstractNumId="113997">
-    <w:lvl>
-      <w:numFmt w:val="bullet"/>
-      <w:suff w:val="tab"/>
-      <w:lvlText w:val="•"/>
-      <w:rPr>
-        <w:color w:val="3370ff"/>
-      </w:rPr>
-    </w:lvl>
-  </w:abstractNum>
-  <w:abstractNum w:abstractNumId="113998">
-    <w:lvl>
-      <w:numFmt w:val="bullet"/>
-      <w:suff w:val="tab"/>
-      <w:lvlText w:val="•"/>
-      <w:rPr>
-        <w:color w:val="3370ff"/>
-      </w:rPr>
-    </w:lvl>
-  </w:abstractNum>
-  <w:abstractNum w:abstractNumId="113999">
-    <w:lvl>
-      <w:numFmt w:val="bullet"/>
-      <w:suff w:val="tab"/>
-      <w:lvlText w:val="•"/>
-      <w:rPr>
-        <w:color w:val="3370ff"/>
-      </w:rPr>
-    </w:lvl>
-  </w:abstractNum>
-  <w:abstractNum w:abstractNumId="114000">
-    <w:lvl>
-      <w:numFmt w:val="bullet"/>
-      <w:suff w:val="tab"/>
-      <w:lvlText w:val="•"/>
-      <w:rPr>
-        <w:color w:val="3370ff"/>
-      </w:rPr>
-    </w:lvl>
-  </w:abstractNum>
-  <w:abstractNum w:abstractNumId="114001">
-    <w:lvl>
-      <w:numFmt w:val="bullet"/>
-      <w:suff w:val="tab"/>
-      <w:lvlText w:val="•"/>
-      <w:rPr>
-        <w:color w:val="3370ff"/>
-      </w:rPr>
-    </w:lvl>
-  </w:abstractNum>
-  <w:abstractNum w:abstractNumId="114002">
-    <w:lvl>
-      <w:numFmt w:val="bullet"/>
-      <w:suff w:val="tab"/>
-      <w:lvlText w:val="•"/>
-      <w:rPr>
-        <w:color w:val="3370ff"/>
-      </w:rPr>
-    </w:lvl>
-  </w:abstractNum>
-  <w:abstractNum w:abstractNumId="114003">
-    <w:lvl>
-      <w:numFmt w:val="bullet"/>
-      <w:suff w:val="tab"/>
-      <w:lvlText w:val="•"/>
-      <w:rPr>
-        <w:color w:val="3370ff"/>
-      </w:rPr>
-    </w:lvl>
-  </w:abstractNum>
-  <w:abstractNum w:abstractNumId="114004">
-    <w:lvl>
-      <w:numFmt w:val="bullet"/>
-      <w:suff w:val="tab"/>
-      <w:lvlText w:val="•"/>
-      <w:rPr>
-        <w:color w:val="3370ff"/>
-      </w:rPr>
-    </w:lvl>
-  </w:abstractNum>
-  <w:abstractNum w:abstractNumId="114005">
-    <w:lvl>
-      <w:numFmt w:val="bullet"/>
-      <w:suff w:val="tab"/>
-      <w:lvlText w:val="•"/>
-      <w:rPr>
-        <w:color w:val="3370ff"/>
-      </w:rPr>
-    </w:lvl>
-  </w:abstractNum>
-  <w:abstractNum w:abstractNumId="114006">
-    <w:lvl>
-      <w:numFmt w:val="bullet"/>
-      <w:suff w:val="tab"/>
-      <w:lvlText w:val="•"/>
-      <w:rPr>
-        <w:color w:val="3370ff"/>
-      </w:rPr>
-    </w:lvl>
-  </w:abstractNum>
-  <w:abstractNum w:abstractNumId="114007">
-    <w:lvl>
-      <w:numFmt w:val="bullet"/>
-      <w:suff w:val="tab"/>
-      <w:lvlText w:val="•"/>
-      <w:rPr>
-        <w:color w:val="3370ff"/>
-      </w:rPr>
-    </w:lvl>
-  </w:abstractNum>
-  <w:abstractNum w:abstractNumId="114008">
-    <w:lvl>
-      <w:numFmt w:val="bullet"/>
-      <w:suff w:val="tab"/>
-      <w:lvlText w:val="•"/>
-      <w:rPr>
-        <w:color w:val="3370ff"/>
-      </w:rPr>
-    </w:lvl>
-  </w:abstractNum>
-  <w:abstractNum w:abstractNumId="114009">
-    <w:lvl>
-      <w:numFmt w:val="bullet"/>
-      <w:suff w:val="tab"/>
-      <w:lvlText w:val="•"/>
-      <w:rPr>
-        <w:color w:val="3370ff"/>
-      </w:rPr>
-    </w:lvl>
-  </w:abstractNum>
-  <w:abstractNum w:abstractNumId="114010">
-    <w:lvl>
-      <w:numFmt w:val="bullet"/>
-      <w:suff w:val="tab"/>
-      <w:lvlText w:val="•"/>
-      <w:rPr>
-        <w:color w:val="3370ff"/>
-      </w:rPr>
-    </w:lvl>
-  </w:abstractNum>
-  <w:abstractNum w:abstractNumId="114011">
+  <w:abstractNum w:abstractNumId="669796">
+    <w:lvl>
+      <w:numFmt w:val="bullet"/>
+      <w:suff w:val="tab"/>
+      <w:lvlText w:val="•"/>
+      <w:rPr>
+        <w:color w:val="3370ff"/>
+      </w:rPr>
+    </w:lvl>
+  </w:abstractNum>
+  <w:abstractNum w:abstractNumId="669797">
+    <w:lvl>
+      <w:numFmt w:val="bullet"/>
+      <w:suff w:val="tab"/>
+      <w:lvlText w:val="•"/>
+      <w:rPr>
+        <w:color w:val="3370ff"/>
+      </w:rPr>
+    </w:lvl>
+  </w:abstractNum>
+  <w:abstractNum w:abstractNumId="669798">
+    <w:lvl>
+      <w:numFmt w:val="bullet"/>
+      <w:suff w:val="tab"/>
+      <w:lvlText w:val="•"/>
+      <w:rPr>
+        <w:color w:val="3370ff"/>
+      </w:rPr>
+    </w:lvl>
+  </w:abstractNum>
+  <w:abstractNum w:abstractNumId="669799">
+    <w:lvl>
+      <w:numFmt w:val="bullet"/>
+      <w:suff w:val="tab"/>
+      <w:lvlText w:val="•"/>
+      <w:rPr>
+        <w:color w:val="3370ff"/>
+      </w:rPr>
+    </w:lvl>
+  </w:abstractNum>
+  <w:abstractNum w:abstractNumId="669800">
+    <w:lvl>
+      <w:numFmt w:val="bullet"/>
+      <w:suff w:val="tab"/>
+      <w:lvlText w:val="•"/>
+      <w:rPr>
+        <w:color w:val="3370ff"/>
+      </w:rPr>
+    </w:lvl>
+  </w:abstractNum>
+  <w:abstractNum w:abstractNumId="669801">
+    <w:lvl>
+      <w:numFmt w:val="bullet"/>
+      <w:suff w:val="tab"/>
+      <w:lvlText w:val="•"/>
+      <w:rPr>
+        <w:color w:val="3370ff"/>
+      </w:rPr>
+    </w:lvl>
+  </w:abstractNum>
+  <w:abstractNum w:abstractNumId="669802">
+    <w:lvl>
+      <w:numFmt w:val="bullet"/>
+      <w:suff w:val="tab"/>
+      <w:lvlText w:val="•"/>
+      <w:rPr>
+        <w:color w:val="3370ff"/>
+      </w:rPr>
+    </w:lvl>
+  </w:abstractNum>
+  <w:abstractNum w:abstractNumId="669803">
+    <w:lvl>
+      <w:numFmt w:val="bullet"/>
+      <w:suff w:val="tab"/>
+      <w:lvlText w:val="•"/>
+      <w:rPr>
+        <w:color w:val="3370ff"/>
+      </w:rPr>
+    </w:lvl>
+  </w:abstractNum>
+  <w:abstractNum w:abstractNumId="669804">
+    <w:lvl>
+      <w:numFmt w:val="bullet"/>
+      <w:suff w:val="tab"/>
+      <w:lvlText w:val="•"/>
+      <w:rPr>
+        <w:color w:val="3370ff"/>
+      </w:rPr>
+    </w:lvl>
+  </w:abstractNum>
+  <w:abstractNum w:abstractNumId="669805">
+    <w:lvl>
+      <w:numFmt w:val="bullet"/>
+      <w:suff w:val="tab"/>
+      <w:lvlText w:val="•"/>
+      <w:rPr>
+        <w:color w:val="3370ff"/>
+      </w:rPr>
+    </w:lvl>
+  </w:abstractNum>
+  <w:abstractNum w:abstractNumId="669806">
+    <w:lvl>
+      <w:numFmt w:val="bullet"/>
+      <w:suff w:val="tab"/>
+      <w:lvlText w:val="•"/>
+      <w:rPr>
+        <w:color w:val="3370ff"/>
+      </w:rPr>
+    </w:lvl>
+  </w:abstractNum>
+  <w:abstractNum w:abstractNumId="669807">
+    <w:lvl>
+      <w:numFmt w:val="bullet"/>
+      <w:suff w:val="tab"/>
+      <w:lvlText w:val="•"/>
+      <w:rPr>
+        <w:color w:val="3370ff"/>
+      </w:rPr>
+    </w:lvl>
+  </w:abstractNum>
+  <w:abstractNum w:abstractNumId="669808">
+    <w:lvl>
+      <w:numFmt w:val="bullet"/>
+      <w:suff w:val="tab"/>
+      <w:lvlText w:val="•"/>
+      <w:rPr>
+        <w:color w:val="3370ff"/>
+      </w:rPr>
+    </w:lvl>
+  </w:abstractNum>
+  <w:abstractNum w:abstractNumId="669809">
+    <w:lvl>
+      <w:numFmt w:val="bullet"/>
+      <w:suff w:val="tab"/>
+      <w:lvlText w:val="•"/>
+      <w:rPr>
+        <w:color w:val="3370ff"/>
+      </w:rPr>
+    </w:lvl>
+  </w:abstractNum>
+  <w:abstractNum w:abstractNumId="669810">
+    <w:lvl>
+      <w:numFmt w:val="bullet"/>
+      <w:suff w:val="tab"/>
+      <w:lvlText w:val="•"/>
+      <w:rPr>
+        <w:color w:val="3370ff"/>
+      </w:rPr>
+    </w:lvl>
+  </w:abstractNum>
+  <w:abstractNum w:abstractNumId="669811">
+    <w:lvl>
+      <w:numFmt w:val="bullet"/>
+      <w:suff w:val="tab"/>
+      <w:lvlText w:val="•"/>
+      <w:rPr>
+        <w:color w:val="3370ff"/>
+      </w:rPr>
+    </w:lvl>
+  </w:abstractNum>
+  <w:abstractNum w:abstractNumId="669812">
+    <w:lvl>
+      <w:numFmt w:val="bullet"/>
+      <w:suff w:val="tab"/>
+      <w:lvlText w:val="•"/>
+      <w:rPr>
+        <w:color w:val="3370ff"/>
+      </w:rPr>
+    </w:lvl>
+  </w:abstractNum>
+  <w:abstractNum w:abstractNumId="669813">
+    <w:lvl>
+      <w:numFmt w:val="bullet"/>
+      <w:suff w:val="tab"/>
+      <w:lvlText w:val="•"/>
+      <w:rPr>
+        <w:color w:val="3370ff"/>
+      </w:rPr>
+    </w:lvl>
+  </w:abstractNum>
+  <w:abstractNum w:abstractNumId="669814">
+    <w:lvl>
+      <w:numFmt w:val="bullet"/>
+      <w:suff w:val="tab"/>
+      <w:lvlText w:val="•"/>
+      <w:rPr>
+        <w:color w:val="3370ff"/>
+      </w:rPr>
+    </w:lvl>
+  </w:abstractNum>
+  <w:abstractNum w:abstractNumId="669815">
+    <w:lvl>
+      <w:numFmt w:val="bullet"/>
+      <w:suff w:val="tab"/>
+      <w:lvlText w:val="•"/>
+      <w:rPr>
+        <w:color w:val="3370ff"/>
+      </w:rPr>
+    </w:lvl>
+  </w:abstractNum>
+  <w:abstractNum w:abstractNumId="669816">
     <w:lvl>
       <w:numFmt w:val="bullet"/>
       <w:suff w:val="tab"/>
@@ -1591,7 +1622,7 @@
       </w:rPr>
     </w:lvl>
   </w:abstractNum>
-  <w:abstractNum w:abstractNumId="114012">
+  <w:abstractNum w:abstractNumId="669817">
     <w:lvl>
       <w:numFmt w:val="bullet"/>
       <w:suff w:val="tab"/>
@@ -1601,17 +1632,17 @@
       </w:rPr>
     </w:lvl>
   </w:abstractNum>
-  <w:abstractNum w:abstractNumId="114013">
-    <w:lvl>
-      <w:numFmt w:val="bullet"/>
-      <w:suff w:val="tab"/>
-      <w:lvlText w:val="•"/>
-      <w:rPr>
-        <w:color w:val="3370ff"/>
-      </w:rPr>
-    </w:lvl>
-  </w:abstractNum>
-  <w:abstractNum w:abstractNumId="114014">
+  <w:abstractNum w:abstractNumId="669818">
+    <w:lvl>
+      <w:numFmt w:val="bullet"/>
+      <w:suff w:val="tab"/>
+      <w:lvlText w:val="•"/>
+      <w:rPr>
+        <w:color w:val="3370ff"/>
+      </w:rPr>
+    </w:lvl>
+  </w:abstractNum>
+  <w:abstractNum w:abstractNumId="669819">
     <w:lvl>
       <w:numFmt w:val="bullet"/>
       <w:suff w:val="tab"/>
@@ -1621,7 +1652,7 @@
       </w:rPr>
     </w:lvl>
   </w:abstractNum>
-  <w:abstractNum w:abstractNumId="114015">
+  <w:abstractNum w:abstractNumId="669820">
     <w:lvl>
       <w:numFmt w:val="bullet"/>
       <w:suff w:val="tab"/>
@@ -1631,17 +1662,17 @@
       </w:rPr>
     </w:lvl>
   </w:abstractNum>
-  <w:abstractNum w:abstractNumId="114016">
-    <w:lvl>
-      <w:numFmt w:val="bullet"/>
-      <w:suff w:val="tab"/>
-      <w:lvlText w:val="•"/>
-      <w:rPr>
-        <w:color w:val="3370ff"/>
-      </w:rPr>
-    </w:lvl>
-  </w:abstractNum>
-  <w:abstractNum w:abstractNumId="114017">
+  <w:abstractNum w:abstractNumId="669821">
+    <w:lvl>
+      <w:numFmt w:val="bullet"/>
+      <w:suff w:val="tab"/>
+      <w:lvlText w:val="•"/>
+      <w:rPr>
+        <w:color w:val="3370ff"/>
+      </w:rPr>
+    </w:lvl>
+  </w:abstractNum>
+  <w:abstractNum w:abstractNumId="669822">
     <w:lvl>
       <w:numFmt w:val="bullet"/>
       <w:suff w:val="tab"/>
@@ -1651,17 +1682,17 @@
       </w:rPr>
     </w:lvl>
   </w:abstractNum>
-  <w:abstractNum w:abstractNumId="114018">
-    <w:lvl>
-      <w:numFmt w:val="bullet"/>
-      <w:suff w:val="tab"/>
-      <w:lvlText w:val="•"/>
-      <w:rPr>
-        <w:color w:val="3370ff"/>
-      </w:rPr>
-    </w:lvl>
-  </w:abstractNum>
-  <w:abstractNum w:abstractNumId="114019">
+  <w:abstractNum w:abstractNumId="669823">
+    <w:lvl>
+      <w:numFmt w:val="bullet"/>
+      <w:suff w:val="tab"/>
+      <w:lvlText w:val="•"/>
+      <w:rPr>
+        <w:color w:val="3370ff"/>
+      </w:rPr>
+    </w:lvl>
+  </w:abstractNum>
+  <w:abstractNum w:abstractNumId="669824">
     <w:lvl>
       <w:numFmt w:val="bullet"/>
       <w:suff w:val="tab"/>
@@ -1671,7 +1702,7 @@
       </w:rPr>
     </w:lvl>
   </w:abstractNum>
-  <w:abstractNum w:abstractNumId="114020">
+  <w:abstractNum w:abstractNumId="669825">
     <w:lvl>
       <w:numFmt w:val="bullet"/>
       <w:suff w:val="tab"/>
@@ -1681,7 +1712,7 @@
       </w:rPr>
     </w:lvl>
   </w:abstractNum>
-  <w:abstractNum w:abstractNumId="114021">
+  <w:abstractNum w:abstractNumId="669826">
     <w:lvl>
       <w:numFmt w:val="bullet"/>
       <w:suff w:val="tab"/>
@@ -1691,17 +1722,17 @@
       </w:rPr>
     </w:lvl>
   </w:abstractNum>
-  <w:abstractNum w:abstractNumId="114022">
-    <w:lvl>
-      <w:numFmt w:val="bullet"/>
-      <w:suff w:val="tab"/>
-      <w:lvlText w:val="•"/>
-      <w:rPr>
-        <w:color w:val="3370ff"/>
-      </w:rPr>
-    </w:lvl>
-  </w:abstractNum>
-  <w:abstractNum w:abstractNumId="114023">
+  <w:abstractNum w:abstractNumId="669827">
+    <w:lvl>
+      <w:numFmt w:val="bullet"/>
+      <w:suff w:val="tab"/>
+      <w:lvlText w:val="•"/>
+      <w:rPr>
+        <w:color w:val="3370ff"/>
+      </w:rPr>
+    </w:lvl>
+  </w:abstractNum>
+  <w:abstractNum w:abstractNumId="669828">
     <w:lvl>
       <w:numFmt w:val="bullet"/>
       <w:suff w:val="tab"/>
@@ -1711,17 +1742,7 @@
       </w:rPr>
     </w:lvl>
   </w:abstractNum>
-  <w:abstractNum w:abstractNumId="114024">
-    <w:lvl>
-      <w:numFmt w:val="bullet"/>
-      <w:suff w:val="tab"/>
-      <w:lvlText w:val="•"/>
-      <w:rPr>
-        <w:color w:val="3370ff"/>
-      </w:rPr>
-    </w:lvl>
-  </w:abstractNum>
-  <w:abstractNum w:abstractNumId="114025">
+  <w:abstractNum w:abstractNumId="669829">
     <w:lvl>
       <w:numFmt w:val="bullet"/>
       <w:suff w:val="tab"/>
@@ -1731,7 +1752,17 @@
       </w:rPr>
     </w:lvl>
   </w:abstractNum>
-  <w:abstractNum w:abstractNumId="114026">
+  <w:abstractNum w:abstractNumId="669830">
+    <w:lvl>
+      <w:numFmt w:val="bullet"/>
+      <w:suff w:val="tab"/>
+      <w:lvlText w:val="•"/>
+      <w:rPr>
+        <w:color w:val="3370ff"/>
+      </w:rPr>
+    </w:lvl>
+  </w:abstractNum>
+  <w:abstractNum w:abstractNumId="669831">
     <w:lvl>
       <w:numFmt w:val="bullet"/>
       <w:suff w:val="tab"/>
@@ -1741,7 +1772,7 @@
       </w:rPr>
     </w:lvl>
   </w:abstractNum>
-  <w:abstractNum w:abstractNumId="114027">
+  <w:abstractNum w:abstractNumId="669832">
     <w:lvl>
       <w:numFmt w:val="bullet"/>
       <w:suff w:val="tab"/>
@@ -1751,116 +1782,129 @@
       </w:rPr>
     </w:lvl>
   </w:abstractNum>
+  <w:abstractNum w:abstractNumId="669833">
+    <w:lvl>
+      <w:numFmt w:val="bullet"/>
+      <w:suff w:val="tab"/>
+      <w:lvlText w:val="￮"/>
+      <w:rPr>
+        <w:color w:val="3370ff"/>
+      </w:rPr>
+    </w:lvl>
+  </w:abstractNum>
   <w:num w:numId="1">
-    <w:abstractNumId w:val="113991"/>
+    <w:abstractNumId w:val="669796"/>
   </w:num>
   <w:num w:numId="2">
-    <w:abstractNumId w:val="113992"/>
+    <w:abstractNumId w:val="669797"/>
   </w:num>
   <w:num w:numId="3">
-    <w:abstractNumId w:val="113993"/>
+    <w:abstractNumId w:val="669798"/>
   </w:num>
   <w:num w:numId="4">
-    <w:abstractNumId w:val="113994"/>
+    <w:abstractNumId w:val="669799"/>
   </w:num>
   <w:num w:numId="5">
-    <w:abstractNumId w:val="113995"/>
+    <w:abstractNumId w:val="669800"/>
   </w:num>
   <w:num w:numId="6">
-    <w:abstractNumId w:val="113996"/>
+    <w:abstractNumId w:val="669801"/>
   </w:num>
   <w:num w:numId="7">
-    <w:abstractNumId w:val="113997"/>
+    <w:abstractNumId w:val="669802"/>
   </w:num>
   <w:num w:numId="8">
-    <w:abstractNumId w:val="113998"/>
+    <w:abstractNumId w:val="669803"/>
   </w:num>
   <w:num w:numId="9">
-    <w:abstractNumId w:val="113999"/>
+    <w:abstractNumId w:val="669804"/>
   </w:num>
   <w:num w:numId="10">
-    <w:abstractNumId w:val="114000"/>
+    <w:abstractNumId w:val="669805"/>
   </w:num>
   <w:num w:numId="11">
-    <w:abstractNumId w:val="114001"/>
+    <w:abstractNumId w:val="669806"/>
   </w:num>
   <w:num w:numId="12">
-    <w:abstractNumId w:val="114002"/>
+    <w:abstractNumId w:val="669807"/>
   </w:num>
   <w:num w:numId="13">
-    <w:abstractNumId w:val="114003"/>
+    <w:abstractNumId w:val="669808"/>
   </w:num>
   <w:num w:numId="14">
-    <w:abstractNumId w:val="114004"/>
+    <w:abstractNumId w:val="669809"/>
   </w:num>
   <w:num w:numId="15">
-    <w:abstractNumId w:val="114005"/>
+    <w:abstractNumId w:val="669810"/>
   </w:num>
   <w:num w:numId="16">
-    <w:abstractNumId w:val="114006"/>
+    <w:abstractNumId w:val="669811"/>
   </w:num>
   <w:num w:numId="17">
-    <w:abstractNumId w:val="114007"/>
+    <w:abstractNumId w:val="669812"/>
   </w:num>
   <w:num w:numId="18">
-    <w:abstractNumId w:val="114008"/>
+    <w:abstractNumId w:val="669813"/>
   </w:num>
   <w:num w:numId="19">
-    <w:abstractNumId w:val="114009"/>
+    <w:abstractNumId w:val="669814"/>
   </w:num>
   <w:num w:numId="20">
-    <w:abstractNumId w:val="114010"/>
+    <w:abstractNumId w:val="669815"/>
   </w:num>
   <w:num w:numId="21">
-    <w:abstractNumId w:val="114011"/>
+    <w:abstractNumId w:val="669816"/>
   </w:num>
   <w:num w:numId="22">
-    <w:abstractNumId w:val="114012"/>
+    <w:abstractNumId w:val="669817"/>
   </w:num>
   <w:num w:numId="23">
-    <w:abstractNumId w:val="114013"/>
+    <w:abstractNumId w:val="669818"/>
   </w:num>
   <w:num w:numId="24">
-    <w:abstractNumId w:val="114014"/>
+    <w:abstractNumId w:val="669819"/>
   </w:num>
   <w:num w:numId="25">
-    <w:abstractNumId w:val="114015"/>
+    <w:abstractNumId w:val="669820"/>
   </w:num>
   <w:num w:numId="26">
-    <w:abstractNumId w:val="114016"/>
+    <w:abstractNumId w:val="669821"/>
   </w:num>
   <w:num w:numId="27">
-    <w:abstractNumId w:val="114017"/>
+    <w:abstractNumId w:val="669822"/>
   </w:num>
   <w:num w:numId="28">
-    <w:abstractNumId w:val="114018"/>
+    <w:abstractNumId w:val="669823"/>
   </w:num>
   <w:num w:numId="29">
-    <w:abstractNumId w:val="114019"/>
+    <w:abstractNumId w:val="669824"/>
   </w:num>
   <w:num w:numId="30">
-    <w:abstractNumId w:val="114020"/>
+    <w:abstractNumId w:val="669825"/>
   </w:num>
   <w:num w:numId="31">
-    <w:abstractNumId w:val="114021"/>
+    <w:abstractNumId w:val="669826"/>
   </w:num>
   <w:num w:numId="32">
-    <w:abstractNumId w:val="114022"/>
+    <w:abstractNumId w:val="669827"/>
   </w:num>
   <w:num w:numId="33">
-    <w:abstractNumId w:val="114023"/>
+    <w:abstractNumId w:val="669828"/>
   </w:num>
   <w:num w:numId="34">
-    <w:abstractNumId w:val="114024"/>
+    <w:abstractNumId w:val="669829"/>
   </w:num>
   <w:num w:numId="35">
-    <w:abstractNumId w:val="114025"/>
+    <w:abstractNumId w:val="669830"/>
   </w:num>
   <w:num w:numId="36">
-    <w:abstractNumId w:val="114026"/>
+    <w:abstractNumId w:val="669831"/>
   </w:num>
   <w:num w:numId="37">
-    <w:abstractNumId w:val="114027"/>
+    <w:abstractNumId w:val="669832"/>
+  </w:num>
+  <w:num w:numId="38">
+    <w:abstractNumId w:val="669833"/>
   </w:num>
 </w:numbering>
 </file>
